--- a/fra/docx/48.content.docx
+++ b/fra/docx/48.content.docx
@@ -136,13 +136,6 @@
         <w:rPr>
           <w:lang w:val="fr_FR" w:bidi="fr_FR"/>
         </w:rPr>
-      </w:r>
-      <w:r>
-        <w:rPr>
-          <w:i/>
-          <w:lang w:val="fr_FR" w:bidi="fr_FR"/>
-        </w:rPr>
-        <w:t>Galates 1.1, Galates 1.4, Galates 1.6, Galates 1.7, Galates 1.8–9, Galates 1.10, Galates 1.12, Galates 1.13–14, Galates 1.15, Galates 1.16, Galates 1.18–19, Galates 1.22–23, Galates 2.1–2, Galates 2.3, Galates 2.4, Galates 2.6, Galates 2.7–8, Galates 2.7–8 (#2), Galates 2.9, Galates 2.11–12, Galates 2.14, Galates 2.16, Galates 2.16 (#2), Galates 2.18, Galates 2.20, Galates 2.20 (#2), Galates 3.6, Galates 3.7, Galates 3.8, Galates 3.10, Galates 3.11, Galates 3.13–14, Galates 3.16, Galates 3.17, Galates 3.19, Galates 3.22, Galates 3.23–26, Galates 3.27, Galates 3.28, Galates 4.1–2, Galates 4.4–5, Galates 4.5, Galates 4.6, Galates 4.8, Galates 4.9, Galates 4.9–11, Galates 4.13, Galates 4.14, Galates 4.17, Galates 4.20–21, Galates 4.22, Galates 4.26, Galates 4.28, Galates 4.29, Galates 4.30, Galates 4.31, Galates 5.1, Galates 5.2, Galates 5.4, Galates 5.6, Galates 5.10, Galates 5.11, Galates 5.13, Galates 5.13 (#2), Galates 5.14, Galates 5.16, Galates 5.17, Galates 5.20–21, Galates 5.21, Galates 5.22–23, Galates 5.24, Galates 6.1, Galates 6.1 (#2), Galates 6.2, Galates 6.4, Galates 6.6, Galates 6.7, Galates 6.8, Galates 6.8 (#2), Galates 6.9, Galates 6.10, Galates 6.12, Galates 6.14, Galates 6.15, Galates 6.16, Galates 6.17</w:t>
       </w:r>
       <w:r>
         <w:rPr>

--- a/fra/docx/48.content.docx
+++ b/fra/docx/48.content.docx
@@ -123,19 +123,6 @@
           <w:lang w:val="fr_FR" w:bidi="fr_FR"/>
         </w:rPr>
         <w:t>GAL</w:t>
-      </w:r>
-      <w:r>
-        <w:rPr>
-          <w:lang w:val="fr_FR" w:bidi="fr_FR"/>
-        </w:rPr>
-      </w:r>
-    </w:p>
-    <w:p>
-      <w:pPr/>
-      <w:r>
-        <w:rPr>
-          <w:lang w:val="fr_FR" w:bidi="fr_FR"/>
-        </w:rPr>
       </w:r>
       <w:r>
         <w:rPr>

--- a/fra/docx/48.content.docx
+++ b/fra/docx/48.content.docx
@@ -19,7 +19,7 @@
         <w:rPr>
           <w:lang w:val="fr_FR" w:bidi="fr_FR"/>
         </w:rPr>
-        <w:t>Resource: Questions de Traduction (unfoldingWord)</w:t>
+        <w:t>Resource: unfoldingWord® Translation Questions</w:t>
       </w:r>
       <w:r>
         <w:rPr>
@@ -85,7 +85,7 @@
         <w:rPr>
           <w:lang w:val="fr_FR" w:bidi="fr_FR"/>
         </w:rPr>
-        <w:t>Questions de Traduction (unfoldingWord)</w:t>
+        <w:t>unfoldingWord® Translation Questions</w:t>
       </w:r>
     </w:p>
     <w:p>
